--- a/Checklist-Setup-TV-Jam-Masjid.docx
+++ b/Checklist-Setup-TV-Jam-Masjid.docx
@@ -848,6 +848,245 @@
           <w:szCs w:val="22"/>
         </w:rPr>
         <w:t xml:space="preserve">Jika TV pakai antarmuka Google TV resmi dan home screen TV yang muncul (bukan Fully Kiosk) setelah restart: install Projectivy Launcher, jadikan default launcher, aktifkan Autostart on Boot → Fully Kiosk Browser</w:t>
+      </w:r>
+    </w:p>
+    <w:p>
+      <w:pPr>
+        <w:pStyle w:val="Heading2"/>
+        <w:spacing w:after="140" w:before="320"/>
+      </w:pPr>
+      <w:r>
+        <w:t xml:space="preserve">7. Pengaturan Anti-Freeze / Hang (Kiosk 24/7)</w:t>
+      </w:r>
+    </w:p>
+    <w:p>
+      <w:pPr>
+        <w:spacing w:after="140"/>
+        <w:ind w:left="200"/>
+      </w:pPr>
+      <w:r>
+        <w:rPr>
+          <w:sz w:val="24"/>
+          <w:szCs w:val="24"/>
+        </w:rPr>
+        <w:t xml:space="preserve">☐  </w:t>
+      </w:r>
+      <w:r>
+        <w:rPr>
+          <w:sz w:val="22"/>
+          <w:szCs w:val="22"/>
+        </w:rPr>
+        <w:t xml:space="preserve">Settings → Other Settings → Restart App/Browser after X minutes/hours = tiap 6–12 jam</w:t>
+      </w:r>
+      <w:r>
+        <w:rPr>
+          <w:i/>
+          <w:iCs/>
+          <w:color w:val="666666"/>
+          <w:sz w:val="20"/>
+          <w:szCs w:val="20"/>
+        </w:rPr>
+        <w:t xml:space="preserve">  — reload paksa berkala, jaring pengaman utama kalau WebView macet</w:t>
+      </w:r>
+    </w:p>
+    <w:p>
+      <w:pPr>
+        <w:spacing w:after="140"/>
+        <w:ind w:left="200"/>
+      </w:pPr>
+      <w:r>
+        <w:rPr>
+          <w:sz w:val="24"/>
+          <w:szCs w:val="24"/>
+        </w:rPr>
+        <w:t xml:space="preserve">☐  </w:t>
+      </w:r>
+      <w:r>
+        <w:rPr>
+          <w:sz w:val="22"/>
+          <w:szCs w:val="22"/>
+        </w:rPr>
+        <w:t xml:space="preserve">Settings → Other Settings → Restart App on Crash / Auto Restart on Crash = On</w:t>
+      </w:r>
+      <w:r>
+        <w:rPr>
+          <w:i/>
+          <w:iCs/>
+          <w:color w:val="666666"/>
+          <w:sz w:val="20"/>
+          <w:szCs w:val="20"/>
+        </w:rPr>
+        <w:t xml:space="preserve">  — kalau aplikasi benar-benar force-close, otomatis dibuka lagi</w:t>
+      </w:r>
+    </w:p>
+    <w:p>
+      <w:pPr>
+        <w:spacing w:after="140"/>
+        <w:ind w:left="200"/>
+      </w:pPr>
+      <w:r>
+        <w:rPr>
+          <w:sz w:val="24"/>
+          <w:szCs w:val="24"/>
+        </w:rPr>
+        <w:t xml:space="preserve">☐  </w:t>
+      </w:r>
+      <w:r>
+        <w:rPr>
+          <w:sz w:val="22"/>
+          <w:szCs w:val="22"/>
+        </w:rPr>
+        <w:t xml:space="preserve">Settings → Other Settings → Watchdog / App Not Responding Check = On (jika tersedia di versi Fully Kiosk yang dipakai)</w:t>
+      </w:r>
+      <w:r>
+        <w:rPr>
+          <w:i/>
+          <w:iCs/>
+          <w:color w:val="666666"/>
+          <w:sz w:val="20"/>
+          <w:szCs w:val="20"/>
+        </w:rPr>
+        <w:t xml:space="preserve">  — mendeteksi layar diam/hang lalu restart otomatis</w:t>
+      </w:r>
+    </w:p>
+    <w:p>
+      <w:pPr>
+        <w:spacing w:after="140"/>
+        <w:ind w:left="200"/>
+      </w:pPr>
+      <w:r>
+        <w:rPr>
+          <w:sz w:val="24"/>
+          <w:szCs w:val="24"/>
+        </w:rPr>
+        <w:t xml:space="preserve">☐  </w:t>
+      </w:r>
+      <w:r>
+        <w:rPr>
+          <w:sz w:val="22"/>
+          <w:szCs w:val="22"/>
+        </w:rPr>
+        <w:t xml:space="preserve">Settings → Device Management → Screensaver/Standby = Off (jangan sampai TV masuk mode hemat daya sendiri)</w:t>
+      </w:r>
+    </w:p>
+    <w:p>
+      <w:pPr>
+        <w:spacing w:after="140"/>
+        <w:ind w:left="200"/>
+      </w:pPr>
+      <w:r>
+        <w:rPr>
+          <w:sz w:val="24"/>
+          <w:szCs w:val="24"/>
+        </w:rPr>
+        <w:t xml:space="preserve">☐  </w:t>
+      </w:r>
+      <w:r>
+        <w:rPr>
+          <w:sz w:val="22"/>
+          <w:szCs w:val="22"/>
+        </w:rPr>
+        <w:t xml:space="preserve">Settings → Web Content Settings → Hardware Acceleration = On</w:t>
+      </w:r>
+      <w:r>
+        <w:rPr>
+          <w:i/>
+          <w:iCs/>
+          <w:color w:val="666666"/>
+          <w:sz w:val="20"/>
+          <w:szCs w:val="20"/>
+        </w:rPr>
+        <w:t xml:space="preserve">  — kurangi beban render video/animasi yang sering bikin WebView Android hang</w:t>
+      </w:r>
+    </w:p>
+    <w:p>
+      <w:pPr>
+        <w:spacing w:after="140"/>
+        <w:ind w:left="200"/>
+      </w:pPr>
+      <w:r>
+        <w:rPr>
+          <w:sz w:val="24"/>
+          <w:szCs w:val="24"/>
+        </w:rPr>
+        <w:t xml:space="preserve">☐  </w:t>
+      </w:r>
+      <w:r>
+        <w:rPr>
+          <w:sz w:val="22"/>
+          <w:szCs w:val="22"/>
+        </w:rPr>
+        <w:t xml:space="preserve">Matikan/nonaktifkan aplikasi lain yang jalan di background pada TV box (RAM cleaner, launcher lain, dll)</w:t>
+      </w:r>
+      <w:r>
+        <w:rPr>
+          <w:i/>
+          <w:iCs/>
+          <w:color w:val="666666"/>
+          <w:sz w:val="20"/>
+          <w:szCs w:val="20"/>
+        </w:rPr>
+        <w:t xml:space="preserve">  — kiosk 24 jam butuh RAM lega, TV box Android biasanya RAM terbatas</w:t>
+      </w:r>
+    </w:p>
+    <w:p>
+      <w:pPr>
+        <w:spacing w:after="140"/>
+        <w:ind w:left="200"/>
+      </w:pPr>
+      <w:r>
+        <w:rPr>
+          <w:sz w:val="24"/>
+          <w:szCs w:val="24"/>
+        </w:rPr>
+        <w:t xml:space="preserve">☐  </w:t>
+      </w:r>
+      <w:r>
+        <w:rPr>
+          <w:sz w:val="22"/>
+          <w:szCs w:val="22"/>
+        </w:rPr>
+        <w:t xml:space="preserve">Jika tersedia: Settings → Other Settings → Enable Remote Admin/MDM → centang "Reboot Device" berkala (bukan cuma reload browser)</w:t>
+      </w:r>
+      <w:r>
+        <w:rPr>
+          <w:i/>
+          <w:iCs/>
+          <w:color w:val="666666"/>
+          <w:sz w:val="20"/>
+          <w:szCs w:val="20"/>
+        </w:rPr>
+        <w:t xml:space="preserve">  — reboot device penuh tiap beberapa hari lebih tuntas membersihkan memori dibanding sekadar reload halaman</w:t>
+      </w:r>
+    </w:p>
+    <w:p>
+      <w:pPr>
+        <w:spacing w:after="140"/>
+        <w:ind w:left="200"/>
+      </w:pPr>
+      <w:r>
+        <w:rPr>
+          <w:sz w:val="24"/>
+          <w:szCs w:val="24"/>
+        </w:rPr>
+        <w:t xml:space="preserve">☐  </w:t>
+      </w:r>
+      <w:r>
+        <w:rPr>
+          <w:sz w:val="22"/>
+          <w:szCs w:val="22"/>
+        </w:rPr>
+        <w:t xml:space="preserve">Uji coba: biarkan TV menyala tanpa disentuh 24–48 jam, lalu cek apakah jam &amp; suara adzan masih responsif</w:t>
+      </w:r>
+      <w:r>
+        <w:rPr>
+          <w:i/>
+          <w:iCs/>
+          <w:color w:val="666666"/>
+          <w:sz w:val="20"/>
+          <w:szCs w:val="20"/>
+        </w:rPr>
+        <w:t xml:space="preserve">  — jika masih freeze setelah semua di atas, kemungkinan besar keterbatasan hardware TV box, pertimbangkan ganti device Android box yang lebih baru/RAM lebih besar</w:t>
       </w:r>
     </w:p>
     <w:p>
